--- a/docs/PRD.docx
+++ b/docs/PRD.docx
@@ -65,7 +65,7 @@
     </w:p>
     <w:p>
       <w:r>
-        <w:t>A single orchestrator agent (Health Interop) receives the user's request, searches a vector catalog of IRIS classes to find the right components, presents a plan, and on approval executes the build using tools organized across toolsets. Domain skills (Productions, DTL, BPL, Routing Rules, HL7v2, FHIR R4, SDA, REST, ESB, X12/HIPAA, CDA/C-CDA, Adapters) give the agent deep knowledge of IRIS-specific concepts. The agent operates through MCP servers (e.g., Production, Transform, Testing, Catalog) that scope tool access by domain.</w:t>
+        <w:t>A single orchestrator agent (Health Interop) receives the user's request, searches a vector catalog of IRIS classes to find the right components, presents a plan, and on approval executes the build using tools organized across toolsets. Domain skills (e.g., Productions, DTL, BPL, Routing Rules, HL7v2, FHIR R4, SDA, REST) give the agent deep knowledge of IRIS-specific concepts. The agent operates through MCP servers (e.g., Production, Transform, Testing, Catalog) that scope tool access by domain.</w:t>
       </w:r>
     </w:p>
     <w:p>
@@ -97,10 +97,10 @@
         <w:rPr>
           <w:b/>
         </w:rPr>
-        <w:t>Builder Experience (End User) —</w:t>
+        <w:t>Interface Engineer Experience (End User) —</w:t>
       </w:r>
       <w:r>
-        <w:t xml:space="preserve"> Integration engineers inside IRIS for Health and Health Connect who configure and use the copilot: creating Agents with custom system prompts, assembling MCP Servers from available Toolsets, linking Skills to Agents, and chatting with the copilot to build productions. This work happens entirely in the IRIS Management Portal UI. Builders decide how the copilot behaves for their use case.</w:t>
+        <w:t xml:space="preserve"> Integration engineers inside IRIS for Health and Health Connect who configure and use the copilot: creating Agents with custom system prompts, assembling MCP Servers from available Toolsets, linking Skills to Agents, and chatting with the copilot to build productions. This work happens entirely in the IRIS Management Portal UI. Interface Engineers decide how the copilot behaves for their use case.</w:t>
       </w:r>
     </w:p>
     <w:p>
@@ -849,7 +849,7 @@
                 <w:rFonts w:ascii="Calibri" w:hAnsi="Calibri"/>
                 <w:sz w:val="20"/>
               </w:rPr>
-              <w:t>Currently 48 tools across 5 classes; adding new tool classes must not degrade prompt token budget</w:t>
+              <w:t>Currently 118 tools across 7 classes; adding new tool classes must not degrade prompt token budget</w:t>
             </w:r>
           </w:p>
         </w:tc>
@@ -1411,12 +1411,12 @@
         <w:pStyle w:val="Heading3"/>
       </w:pPr>
       <w:r>
-        <w:t>3.4.1 Builder Experience (End Users in IRIS for Health)</w:t>
+        <w:t>3.4.1 Interface Engineer Experience (End Users in IRIS for Health)</w:t>
       </w:r>
     </w:p>
     <w:p>
       <w:r>
-        <w:t>Builders work inside the IRIS Management Portal. They do not write code. Their experience is entirely configuration-driven through the admin UI.</w:t>
+        <w:t>Interface Engineers work inside the IRIS Management Portal. They do not write code. Their experience is entirely configuration-driven through the admin UI.</w:t>
       </w:r>
     </w:p>
     <w:tbl>
@@ -2754,7 +2754,7 @@
         <w:t>Skills (domain knowledge documents) —</w:t>
       </w:r>
       <w:r>
-        <w:t xml:space="preserve"> Productions, DTL, BPL, Routing Rules, HL7v2, FHIR R4, SDA, REST in Productions, ESB Patterns, X12/HIPAA, CDA/C-CDA, and Adapters. Each skill is a markdown document injected into the agent's system prompt. Skills are authored by developers (DX) and attached to agents by builders (End User UI).</w:t>
+        <w:t xml:space="preserve"> Productions, DTL, BPL, Routing Rules, HL7v2, FHIR R4, SDA, REST in Productions, ESB Patterns. Each skill is a markdown document injected into the agent's system prompt. Skills are authored by developers (DX) and attached to agents by builders (End User UI).</w:t>
       </w:r>
     </w:p>
     <w:p/>
